--- a/Documentación de pruebas/comparacion_resultados.docx
+++ b/Documentación de pruebas/comparacion_resultados.docx
@@ -45,7 +45,7 @@
       </w:r>
       <w:r>
         <w:rPr>
-          <w:rStyle w:val="Textooriginal"/>
+          <w:rStyle w:val="Textooriginaluser"/>
         </w:rPr>
         <w:t>results.csv</w:t>
       </w:r>
@@ -129,7 +129,7 @@
       </w:r>
       <w:r>
         <w:rPr>
-          <w:rStyle w:val="Textooriginal"/>
+          <w:rStyle w:val="Textooriginaluser"/>
         </w:rPr>
         <w:t>dental_yolo26n_laptop</w:t>
       </w:r>
@@ -149,7 +149,7 @@
       </w:r>
       <w:r>
         <w:rPr>
-          <w:rStyle w:val="Textooriginal"/>
+          <w:rStyle w:val="Textooriginaluser"/>
         </w:rPr>
         <w:t>dental_yolov8</w:t>
       </w:r>
@@ -205,7 +205,7 @@
       </w:r>
       <w:r>
         <w:rPr>
-          <w:rStyle w:val="Textooriginal"/>
+          <w:rStyle w:val="Textooriginaluser"/>
         </w:rPr>
         <w:t>--freeze 10</w:t>
       </w:r>
@@ -271,7 +271,7 @@
       </w:r>
       <w:r>
         <w:rPr>
-          <w:rStyle w:val="Textooriginal"/>
+          <w:rStyle w:val="Textooriginaluser"/>
         </w:rPr>
         <w:t>dental_yolov8</w:t>
       </w:r>
@@ -388,7 +388,7 @@
       </w:r>
       <w:r>
         <w:rPr>
-          <w:rStyle w:val="Textooriginal"/>
+          <w:rStyle w:val="Textooriginaluser"/>
         </w:rPr>
         <w:t>--freeze 10</w:t>
       </w:r>
@@ -398,7 +398,7 @@
       </w:r>
       <w:r>
         <w:rPr>
-          <w:rStyle w:val="Textooriginal"/>
+          <w:rStyle w:val="Textooriginaluser"/>
         </w:rPr>
         <w:t>--freeze 5</w:t>
       </w:r>
@@ -523,7 +523,7 @@
       </w:r>
       <w:r>
         <w:rPr>
-          <w:rStyle w:val="Textooriginal"/>
+          <w:rStyle w:val="Textooriginaluser"/>
         </w:rPr>
         <w:t>freeze 5</w:t>
       </w:r>
@@ -554,7 +554,7 @@
       </w:r>
       <w:r>
         <w:rPr>
-          <w:rStyle w:val="Textooriginal"/>
+          <w:rStyle w:val="Textooriginaluser"/>
         </w:rPr>
         <w:t>freeze 10</w:t>
       </w:r>
@@ -564,7 +564,7 @@
       </w:r>
       <w:r>
         <w:rPr>
-          <w:rStyle w:val="Textooriginal"/>
+          <w:rStyle w:val="Textooriginaluser"/>
         </w:rPr>
         <w:t>freeze 5</w:t>
       </w:r>
@@ -899,7 +899,7 @@
       </w:r>
       <w:r>
         <w:rPr>
-          <w:rStyle w:val="Textooriginal"/>
+          <w:rStyle w:val="Textooriginaluser"/>
         </w:rPr>
         <w:t>freeze 10</w:t>
       </w:r>
@@ -949,7 +949,7 @@
       </w:r>
       <w:r>
         <w:rPr>
-          <w:rStyle w:val="Textooriginal"/>
+          <w:rStyle w:val="Textooriginaluser"/>
         </w:rPr>
         <w:t>dental_yolo26n_laptop_freeze5\weights\best.pt</w:t>
       </w:r>
@@ -993,7 +993,7 @@
       </w:r>
       <w:r>
         <w:rPr>
-          <w:rStyle w:val="Textooriginal"/>
+          <w:rStyle w:val="Textooriginaluser"/>
         </w:rPr>
         <w:t>DOCUMENTACION_ENTRENAMIENTO_IA.md</w:t>
       </w:r>
@@ -1003,7 +1003,7 @@
       </w:r>
       <w:r>
         <w:rPr>
-          <w:rStyle w:val="Textooriginal"/>
+          <w:rStyle w:val="Textooriginaluser"/>
         </w:rPr>
         <w:t>--freeze 5</w:t>
       </w:r>
@@ -1060,7 +1060,7 @@
       </w:r>
       <w:r>
         <w:rPr>
-          <w:rStyle w:val="Textooriginal"/>
+          <w:rStyle w:val="Textooriginaluser"/>
         </w:rPr>
         <w:t>train_yolov8.py</w:t>
       </w:r>
@@ -1122,7 +1122,7 @@
       </w:r>
       <w:r>
         <w:rPr>
-          <w:rStyle w:val="Textooriginal"/>
+          <w:rStyle w:val="Textooriginaluser"/>
         </w:rPr>
         <w:t>lr0=0.01</w:t>
       </w:r>
@@ -1167,7 +1167,7 @@
       </w:r>
       <w:r>
         <w:rPr>
-          <w:rStyle w:val="Textooriginal"/>
+          <w:rStyle w:val="Textooriginaluser"/>
         </w:rPr>
         <w:t>--freeze</w:t>
       </w:r>
@@ -1177,7 +1177,7 @@
       </w:r>
       <w:r>
         <w:rPr>
-          <w:rStyle w:val="Textooriginal"/>
+          <w:rStyle w:val="Textooriginaluser"/>
         </w:rPr>
         <w:t>lr0</w:t>
       </w:r>
@@ -1188,7 +1188,7 @@
     </w:p>
     <w:p>
       <w:pPr>
-        <w:pStyle w:val="Textopreformateado"/>
+        <w:pStyle w:val="Textopreformateadouser"/>
         <w:numPr>
           <w:ilvl w:val="0"/>
           <w:numId w:val="0"/>
@@ -1212,7 +1212,7 @@
     </w:p>
     <w:p>
       <w:pPr>
-        <w:pStyle w:val="Textopreformateado"/>
+        <w:pStyle w:val="Textopreformateadouser"/>
         <w:numPr>
           <w:ilvl w:val="0"/>
           <w:numId w:val="0"/>
@@ -1266,7 +1266,7 @@
       </w:r>
       <w:r>
         <w:rPr>
-          <w:rStyle w:val="Textooriginal"/>
+          <w:rStyle w:val="Textooriginaluser"/>
         </w:rPr>
         <w:t>train_yolov8.py</w:t>
       </w:r>
@@ -1276,7 +1276,7 @@
       </w:r>
       <w:r>
         <w:rPr>
-          <w:rStyle w:val="Textooriginal"/>
+          <w:rStyle w:val="Textooriginaluser"/>
         </w:rPr>
         <w:t>--dropout</w:t>
       </w:r>
@@ -1286,7 +1286,7 @@
       </w:r>
       <w:r>
         <w:rPr>
-          <w:rStyle w:val="Textooriginal"/>
+          <w:rStyle w:val="Textooriginaluser"/>
         </w:rPr>
         <w:t>--weight-decay</w:t>
       </w:r>
@@ -1374,7 +1374,7 @@
     </w:p>
     <w:p>
       <w:pPr>
-        <w:pStyle w:val="Textopreformateado"/>
+        <w:pStyle w:val="Textopreformateadouser"/>
         <w:numPr>
           <w:ilvl w:val="0"/>
           <w:numId w:val="0"/>
@@ -1398,7 +1398,7 @@
     </w:p>
     <w:p>
       <w:pPr>
-        <w:pStyle w:val="Textopreformateado"/>
+        <w:pStyle w:val="Textopreformateadouser"/>
         <w:numPr>
           <w:ilvl w:val="0"/>
           <w:numId w:val="0"/>
@@ -1477,7 +1477,7 @@
       </w:r>
       <w:r>
         <w:rPr>
-          <w:rStyle w:val="Textooriginal"/>
+          <w:rStyle w:val="Textooriginaluser"/>
         </w:rPr>
         <w:t>imgsz</w:t>
       </w:r>
@@ -1487,7 +1487,7 @@
       </w:r>
       <w:r>
         <w:rPr>
-          <w:rStyle w:val="Textooriginal"/>
+          <w:rStyle w:val="Textooriginaluser"/>
         </w:rPr>
         <w:t>batch</w:t>
       </w:r>
@@ -1498,7 +1498,7 @@
     </w:p>
     <w:p>
       <w:pPr>
-        <w:pStyle w:val="Textopreformateado"/>
+        <w:pStyle w:val="Textopreformateadouser"/>
         <w:numPr>
           <w:ilvl w:val="0"/>
           <w:numId w:val="0"/>
@@ -1522,7 +1522,7 @@
     </w:p>
     <w:p>
       <w:pPr>
-        <w:pStyle w:val="Textopreformateado"/>
+        <w:pStyle w:val="Textopreformateadouser"/>
         <w:numPr>
           <w:ilvl w:val="0"/>
           <w:numId w:val="0"/>
@@ -1572,7 +1572,7 @@
       </w:r>
       <w:r>
         <w:rPr>
-          <w:rStyle w:val="Textooriginal"/>
+          <w:rStyle w:val="Textooriginaluser"/>
         </w:rPr>
         <w:t>mAP50</w:t>
       </w:r>
@@ -1628,7 +1628,7 @@
       </w:r>
       <w:r>
         <w:rPr>
-          <w:rStyle w:val="Textooriginal"/>
+          <w:rStyle w:val="Textooriginaluser"/>
         </w:rPr>
         <w:t>resultado_cmd_02.txt</w:t>
       </w:r>
@@ -1638,7 +1638,7 @@
       </w:r>
       <w:r>
         <w:rPr>
-          <w:rStyle w:val="Textooriginal"/>
+          <w:rStyle w:val="Textooriginaluser"/>
         </w:rPr>
         <w:t>05.txt</w:t>
       </w:r>
@@ -1648,7 +1648,7 @@
       </w:r>
       <w:r>
         <w:rPr>
-          <w:rStyle w:val="Textooriginal"/>
+          <w:rStyle w:val="Textooriginaluser"/>
         </w:rPr>
         <w:t>best.pt</w:t>
       </w:r>
@@ -1671,8 +1671,8 @@
         </w:tblCellMar>
       </w:tblPr>
       <w:tblGrid>
-        <w:gridCol w:w="4535"/>
-        <w:gridCol w:w="865"/>
+        <w:gridCol w:w="4534"/>
+        <w:gridCol w:w="866"/>
         <w:gridCol w:w="1184"/>
         <w:gridCol w:w="1639"/>
       </w:tblGrid>
@@ -1682,13 +1682,13 @@
         </w:trPr>
         <w:tc>
           <w:tcPr>
-            <w:tcW w:w="4535" w:type="dxa"/>
+            <w:tcW w:w="4534" w:type="dxa"/>
             <w:tcBorders/>
             <w:vAlign w:val="center"/>
           </w:tcPr>
           <w:p>
             <w:pPr>
-              <w:pStyle w:val="Ttulodelatabla"/>
+              <w:pStyle w:val="Ttulodelatablauser"/>
               <w:ind w:hanging="0" w:start="0" w:end="0"/>
               <w:rPr/>
             </w:pPr>
@@ -1700,13 +1700,13 @@
         </w:tc>
         <w:tc>
           <w:tcPr>
-            <w:tcW w:w="865" w:type="dxa"/>
+            <w:tcW w:w="866" w:type="dxa"/>
             <w:tcBorders/>
             <w:vAlign w:val="center"/>
           </w:tcPr>
           <w:p>
             <w:pPr>
-              <w:pStyle w:val="Ttulodelatabla"/>
+              <w:pStyle w:val="Ttulodelatablauser"/>
               <w:ind w:hanging="0" w:start="0" w:end="0"/>
               <w:rPr/>
             </w:pPr>
@@ -1724,7 +1724,7 @@
           </w:tcPr>
           <w:p>
             <w:pPr>
-              <w:pStyle w:val="Ttulodelatabla"/>
+              <w:pStyle w:val="Ttulodelatablauser"/>
               <w:ind w:hanging="0" w:start="0" w:end="0"/>
               <w:rPr/>
             </w:pPr>
@@ -1742,7 +1742,7 @@
           </w:tcPr>
           <w:p>
             <w:pPr>
-              <w:pStyle w:val="Ttulodelatabla"/>
+              <w:pStyle w:val="Ttulodelatablauser"/>
               <w:ind w:hanging="0" w:start="0" w:end="0"/>
               <w:rPr/>
             </w:pPr>
@@ -1757,13 +1757,13 @@
         <w:trPr/>
         <w:tc>
           <w:tcPr>
-            <w:tcW w:w="4535" w:type="dxa"/>
+            <w:tcW w:w="4534" w:type="dxa"/>
             <w:tcBorders/>
             <w:vAlign w:val="center"/>
           </w:tcPr>
           <w:p>
             <w:pPr>
-              <w:pStyle w:val="Contenidodelatabla"/>
+              <w:pStyle w:val="Contenidodelatablauser"/>
               <w:ind w:hanging="0" w:start="0" w:end="0"/>
               <w:rPr/>
             </w:pPr>
@@ -1775,7 +1775,7 @@
             </w:r>
             <w:r>
               <w:rPr>
-                <w:rStyle w:val="Textooriginal"/>
+                <w:rStyle w:val="Textooriginaluser"/>
               </w:rPr>
               <w:t>dental_yolo26n_laptop_freeze5</w:t>
             </w:r>
@@ -1783,13 +1783,13 @@
         </w:tc>
         <w:tc>
           <w:tcPr>
-            <w:tcW w:w="865" w:type="dxa"/>
+            <w:tcW w:w="866" w:type="dxa"/>
             <w:tcBorders/>
             <w:vAlign w:val="center"/>
           </w:tcPr>
           <w:p>
             <w:pPr>
-              <w:pStyle w:val="Contenidodelatabla"/>
+              <w:pStyle w:val="Contenidodelatablauser"/>
               <w:ind w:hanging="0" w:start="0" w:end="0"/>
               <w:rPr/>
             </w:pPr>
@@ -1807,7 +1807,7 @@
           </w:tcPr>
           <w:p>
             <w:pPr>
-              <w:pStyle w:val="Contenidodelatabla"/>
+              <w:pStyle w:val="Contenidodelatablauser"/>
               <w:ind w:hanging="0" w:start="0" w:end="0"/>
               <w:rPr/>
             </w:pPr>
@@ -1825,7 +1825,7 @@
           </w:tcPr>
           <w:p>
             <w:pPr>
-              <w:pStyle w:val="Contenidodelatabla"/>
+              <w:pStyle w:val="Contenidodelatablauser"/>
               <w:ind w:hanging="0" w:start="0" w:end="0"/>
               <w:rPr/>
             </w:pPr>
@@ -1840,13 +1840,13 @@
         <w:trPr/>
         <w:tc>
           <w:tcPr>
-            <w:tcW w:w="4535" w:type="dxa"/>
+            <w:tcW w:w="4534" w:type="dxa"/>
             <w:tcBorders/>
             <w:vAlign w:val="center"/>
           </w:tcPr>
           <w:p>
             <w:pPr>
-              <w:pStyle w:val="Contenidodelatabla"/>
+              <w:pStyle w:val="Contenidodelatablauser"/>
               <w:ind w:hanging="0" w:start="0" w:end="0"/>
               <w:rPr/>
             </w:pPr>
@@ -1858,7 +1858,7 @@
             </w:r>
             <w:r>
               <w:rPr>
-                <w:rStyle w:val="Textooriginal"/>
+                <w:rStyle w:val="Textooriginaluser"/>
               </w:rPr>
               <w:t>dental_nofreeze_suave</w:t>
             </w:r>
@@ -1866,13 +1866,13 @@
         </w:tc>
         <w:tc>
           <w:tcPr>
-            <w:tcW w:w="865" w:type="dxa"/>
+            <w:tcW w:w="866" w:type="dxa"/>
             <w:tcBorders/>
             <w:vAlign w:val="center"/>
           </w:tcPr>
           <w:p>
             <w:pPr>
-              <w:pStyle w:val="Contenidodelatabla"/>
+              <w:pStyle w:val="Contenidodelatablauser"/>
               <w:ind w:hanging="0" w:start="0" w:end="0"/>
               <w:rPr/>
             </w:pPr>
@@ -1892,7 +1892,7 @@
           </w:tcPr>
           <w:p>
             <w:pPr>
-              <w:pStyle w:val="Contenidodelatabla"/>
+              <w:pStyle w:val="Contenidodelatablauser"/>
               <w:ind w:hanging="0" w:start="0" w:end="0"/>
               <w:rPr/>
             </w:pPr>
@@ -1912,7 +1912,7 @@
           </w:tcPr>
           <w:p>
             <w:pPr>
-              <w:pStyle w:val="Contenidodelatabla"/>
+              <w:pStyle w:val="Contenidodelatablauser"/>
               <w:ind w:hanging="0" w:start="0" w:end="0"/>
               <w:rPr/>
             </w:pPr>
@@ -1927,13 +1927,13 @@
         <w:trPr/>
         <w:tc>
           <w:tcPr>
-            <w:tcW w:w="4535" w:type="dxa"/>
+            <w:tcW w:w="4534" w:type="dxa"/>
             <w:tcBorders/>
             <w:vAlign w:val="center"/>
           </w:tcPr>
           <w:p>
             <w:pPr>
-              <w:pStyle w:val="Contenidodelatabla"/>
+              <w:pStyle w:val="Contenidodelatablauser"/>
               <w:ind w:hanging="0" w:start="0" w:end="0"/>
               <w:rPr/>
             </w:pPr>
@@ -1945,7 +1945,7 @@
             </w:r>
             <w:r>
               <w:rPr>
-                <w:rStyle w:val="Textooriginal"/>
+                <w:rStyle w:val="Textooriginaluser"/>
               </w:rPr>
               <w:t>dental_regularizado</w:t>
             </w:r>
@@ -1953,13 +1953,13 @@
         </w:tc>
         <w:tc>
           <w:tcPr>
-            <w:tcW w:w="865" w:type="dxa"/>
+            <w:tcW w:w="866" w:type="dxa"/>
             <w:tcBorders/>
             <w:vAlign w:val="center"/>
           </w:tcPr>
           <w:p>
             <w:pPr>
-              <w:pStyle w:val="Contenidodelatabla"/>
+              <w:pStyle w:val="Contenidodelatablauser"/>
               <w:ind w:hanging="0" w:start="0" w:end="0"/>
               <w:rPr/>
             </w:pPr>
@@ -1977,7 +1977,7 @@
           </w:tcPr>
           <w:p>
             <w:pPr>
-              <w:pStyle w:val="Contenidodelatabla"/>
+              <w:pStyle w:val="Contenidodelatablauser"/>
               <w:ind w:hanging="0" w:start="0" w:end="0"/>
               <w:rPr/>
             </w:pPr>
@@ -1995,7 +1995,7 @@
           </w:tcPr>
           <w:p>
             <w:pPr>
-              <w:pStyle w:val="Contenidodelatabla"/>
+              <w:pStyle w:val="Contenidodelatablauser"/>
               <w:ind w:hanging="0" w:start="0" w:end="0"/>
               <w:rPr/>
             </w:pPr>
@@ -2010,13 +2010,13 @@
         <w:trPr/>
         <w:tc>
           <w:tcPr>
-            <w:tcW w:w="4535" w:type="dxa"/>
+            <w:tcW w:w="4534" w:type="dxa"/>
             <w:tcBorders/>
             <w:vAlign w:val="center"/>
           </w:tcPr>
           <w:p>
             <w:pPr>
-              <w:pStyle w:val="Contenidodelatabla"/>
+              <w:pStyle w:val="Contenidodelatablauser"/>
               <w:ind w:hanging="0" w:start="0" w:end="0"/>
               <w:rPr/>
             </w:pPr>
@@ -2028,7 +2028,7 @@
             </w:r>
             <w:r>
               <w:rPr>
-                <w:rStyle w:val="Textooriginal"/>
+                <w:rStyle w:val="Textooriginaluser"/>
               </w:rPr>
               <w:t>dental_alta_resolucion</w:t>
             </w:r>
@@ -2036,13 +2036,13 @@
         </w:tc>
         <w:tc>
           <w:tcPr>
-            <w:tcW w:w="865" w:type="dxa"/>
+            <w:tcW w:w="866" w:type="dxa"/>
             <w:tcBorders/>
             <w:vAlign w:val="center"/>
           </w:tcPr>
           <w:p>
             <w:pPr>
-              <w:pStyle w:val="Contenidodelatabla"/>
+              <w:pStyle w:val="Contenidodelatablauser"/>
               <w:ind w:hanging="0" w:start="0" w:end="0"/>
               <w:rPr/>
             </w:pPr>
@@ -2060,7 +2060,7 @@
           </w:tcPr>
           <w:p>
             <w:pPr>
-              <w:pStyle w:val="Contenidodelatabla"/>
+              <w:pStyle w:val="Contenidodelatablauser"/>
               <w:ind w:hanging="0" w:start="0" w:end="0"/>
               <w:rPr/>
             </w:pPr>
@@ -2078,7 +2078,7 @@
           </w:tcPr>
           <w:p>
             <w:pPr>
-              <w:pStyle w:val="Contenidodelatabla"/>
+              <w:pStyle w:val="Contenidodelatablauser"/>
               <w:rPr/>
             </w:pPr>
             <w:r>
@@ -2145,7 +2145,7 @@
       </w:r>
       <w:r>
         <w:rPr>
-          <w:rStyle w:val="Textooriginal"/>
+          <w:rStyle w:val="Textooriginaluser"/>
         </w:rPr>
         <w:t>dental_nofreeze_suave</w:t>
       </w:r>
@@ -2155,7 +2155,7 @@
       </w:r>
       <w:r>
         <w:rPr>
-          <w:rStyle w:val="Textooriginal"/>
+          <w:rStyle w:val="Textooriginaluser"/>
         </w:rPr>
         <w:t>freeze=0</w:t>
       </w:r>
@@ -2175,7 +2175,7 @@
       </w:r>
       <w:r>
         <w:rPr>
-          <w:rStyle w:val="Textooriginal"/>
+          <w:rStyle w:val="Textooriginaluser"/>
         </w:rPr>
         <w:t>0.0005</w:t>
       </w:r>
@@ -2205,7 +2205,7 @@
       </w:r>
       <w:r>
         <w:rPr>
-          <w:rStyle w:val="Textooriginal"/>
+          <w:rStyle w:val="Textooriginaluser"/>
         </w:rPr>
         <w:t>0.0005</w:t>
       </w:r>
@@ -2278,7 +2278,7 @@
       </w:r>
       <w:r>
         <w:rPr>
-          <w:rStyle w:val="Textooriginal"/>
+          <w:rStyle w:val="Textooriginaluser"/>
         </w:rPr>
         <w:t>dental_alta_resolucion</w:t>
       </w:r>
@@ -2294,7 +2294,7 @@
       </w:r>
       <w:r>
         <w:rPr>
-          <w:rStyle w:val="Textooriginal"/>
+          <w:rStyle w:val="Textooriginaluser"/>
         </w:rPr>
         <w:t>1024</w:t>
       </w:r>
@@ -2304,7 +2304,7 @@
       </w:r>
       <w:r>
         <w:rPr>
-          <w:rStyle w:val="Textooriginal"/>
+          <w:rStyle w:val="Textooriginaluser"/>
         </w:rPr>
         <w:t>mAP50-95</w:t>
       </w:r>
@@ -2380,7 +2380,7 @@
       </w:r>
       <w:r>
         <w:rPr>
-          <w:rStyle w:val="Textooriginal"/>
+          <w:rStyle w:val="Textooriginaluser"/>
         </w:rPr>
         <w:t>dental_regularizado</w:t>
       </w:r>
@@ -2421,7 +2421,7 @@
       </w:r>
       <w:r>
         <w:rPr>
-          <w:rStyle w:val="Textooriginal"/>
+          <w:rStyle w:val="Textooriginaluser"/>
         </w:rPr>
         <w:t>dental_nofreeze_suave</w:t>
       </w:r>
@@ -2431,7 +2431,7 @@
       </w:r>
       <w:r>
         <w:rPr>
-          <w:rStyle w:val="Textooriginal"/>
+          <w:rStyle w:val="Textooriginaluser"/>
         </w:rPr>
         <w:t>dental_alta_resolucion</w:t>
       </w:r>
@@ -2462,7 +2462,7 @@
       </w:r>
       <w:r>
         <w:rPr>
-          <w:rStyle w:val="Textooriginal"/>
+          <w:rStyle w:val="Textooriginaluser"/>
         </w:rPr>
         <w:t>imgsz=1024</w:t>
       </w:r>
@@ -2474,7 +2474,7 @@
       </w:r>
       <w:r>
         <w:rPr>
-          <w:rStyle w:val="Textooriginal"/>
+          <w:rStyle w:val="Textooriginaluser"/>
         </w:rPr>
         <w:t>freeze=0</w:t>
       </w:r>
@@ -2486,7 +2486,7 @@
       </w:r>
       <w:r>
         <w:rPr>
-          <w:rStyle w:val="Textooriginal"/>
+          <w:rStyle w:val="Textooriginaluser"/>
         </w:rPr>
         <w:t>lr0=0.0005</w:t>
       </w:r>
@@ -2579,7 +2579,7 @@
       </w:r>
       <w:r>
         <w:rPr>
-          <w:rStyle w:val="Textooriginaluser"/>
+          <w:rStyle w:val="Textooriginal"/>
         </w:rPr>
         <w:t>results.csv</w:t>
       </w:r>
@@ -2614,9 +2614,9 @@
       </w:tblPr>
       <w:tblGrid>
         <w:gridCol w:w="3288"/>
-        <w:gridCol w:w="1604"/>
+        <w:gridCol w:w="1603"/>
         <w:gridCol w:w="1883"/>
-        <w:gridCol w:w="2649"/>
+        <w:gridCol w:w="2650"/>
       </w:tblGrid>
       <w:tr>
         <w:trPr>
@@ -2630,7 +2630,7 @@
           </w:tcPr>
           <w:p>
             <w:pPr>
-              <w:pStyle w:val="Ttulodelatablauser"/>
+              <w:pStyle w:val="Ttulodelatabla"/>
               <w:ind w:hanging="0" w:start="0" w:end="0"/>
               <w:rPr/>
             </w:pPr>
@@ -2642,13 +2642,13 @@
         </w:tc>
         <w:tc>
           <w:tcPr>
-            <w:tcW w:w="1604" w:type="dxa"/>
+            <w:tcW w:w="1603" w:type="dxa"/>
             <w:tcBorders/>
             <w:vAlign w:val="center"/>
           </w:tcPr>
           <w:p>
             <w:pPr>
-              <w:pStyle w:val="Ttulodelatablauser"/>
+              <w:pStyle w:val="Ttulodelatabla"/>
               <w:ind w:hanging="0" w:start="0" w:end="0"/>
               <w:rPr/>
             </w:pPr>
@@ -2666,7 +2666,7 @@
           </w:tcPr>
           <w:p>
             <w:pPr>
-              <w:pStyle w:val="Ttulodelatablauser"/>
+              <w:pStyle w:val="Ttulodelatabla"/>
               <w:ind w:hanging="0" w:start="0" w:end="0"/>
               <w:rPr/>
             </w:pPr>
@@ -2678,13 +2678,13 @@
         </w:tc>
         <w:tc>
           <w:tcPr>
-            <w:tcW w:w="2649" w:type="dxa"/>
+            <w:tcW w:w="2650" w:type="dxa"/>
             <w:tcBorders/>
             <w:vAlign w:val="center"/>
           </w:tcPr>
           <w:p>
             <w:pPr>
-              <w:pStyle w:val="Ttulodelatablauser"/>
+              <w:pStyle w:val="Ttulodelatabla"/>
               <w:ind w:hanging="0" w:start="0" w:end="0"/>
               <w:rPr/>
             </w:pPr>
@@ -2705,13 +2705,13 @@
           </w:tcPr>
           <w:p>
             <w:pPr>
-              <w:pStyle w:val="Contenidodelatablauser"/>
+              <w:pStyle w:val="Contenidodelatabla"/>
               <w:ind w:hanging="0" w:start="0" w:end="0"/>
               <w:rPr/>
             </w:pPr>
             <w:r>
               <w:rPr>
-                <w:rStyle w:val="Textooriginaluser"/>
+                <w:rStyle w:val="Textooriginal"/>
               </w:rPr>
               <w:t>dental_nofreeze_suave</w:t>
             </w:r>
@@ -2719,13 +2719,13 @@
         </w:tc>
         <w:tc>
           <w:tcPr>
-            <w:tcW w:w="1604" w:type="dxa"/>
+            <w:tcW w:w="1603" w:type="dxa"/>
             <w:tcBorders/>
             <w:vAlign w:val="center"/>
           </w:tcPr>
           <w:p>
             <w:pPr>
-              <w:pStyle w:val="Contenidodelatablauser"/>
+              <w:pStyle w:val="Contenidodelatabla"/>
               <w:ind w:hanging="0" w:start="0" w:end="0"/>
               <w:rPr/>
             </w:pPr>
@@ -2749,7 +2749,7 @@
           </w:tcPr>
           <w:p>
             <w:pPr>
-              <w:pStyle w:val="Contenidodelatablauser"/>
+              <w:pStyle w:val="Contenidodelatabla"/>
               <w:ind w:hanging="0" w:start="0" w:end="0"/>
               <w:rPr/>
             </w:pPr>
@@ -2767,13 +2767,13 @@
         </w:tc>
         <w:tc>
           <w:tcPr>
-            <w:tcW w:w="2649" w:type="dxa"/>
+            <w:tcW w:w="2650" w:type="dxa"/>
             <w:tcBorders/>
             <w:vAlign w:val="center"/>
           </w:tcPr>
           <w:p>
             <w:pPr>
-              <w:pStyle w:val="Contenidodelatablauser"/>
+              <w:pStyle w:val="Contenidodelatabla"/>
               <w:ind w:hanging="0" w:start="0" w:end="0"/>
               <w:rPr/>
             </w:pPr>
@@ -2794,13 +2794,13 @@
           </w:tcPr>
           <w:p>
             <w:pPr>
-              <w:pStyle w:val="Contenidodelatablauser"/>
+              <w:pStyle w:val="Contenidodelatabla"/>
               <w:ind w:hanging="0" w:start="0" w:end="0"/>
               <w:rPr/>
             </w:pPr>
             <w:r>
               <w:rPr>
-                <w:rStyle w:val="Textooriginaluser"/>
+                <w:rStyle w:val="Textooriginal"/>
               </w:rPr>
               <w:t>dental_alta_resolucion</w:t>
             </w:r>
@@ -2808,13 +2808,13 @@
         </w:tc>
         <w:tc>
           <w:tcPr>
-            <w:tcW w:w="1604" w:type="dxa"/>
+            <w:tcW w:w="1603" w:type="dxa"/>
             <w:tcBorders/>
             <w:vAlign w:val="center"/>
           </w:tcPr>
           <w:p>
             <w:pPr>
-              <w:pStyle w:val="Contenidodelatablauser"/>
+              <w:pStyle w:val="Contenidodelatabla"/>
               <w:ind w:hanging="0" w:start="0" w:end="0"/>
               <w:rPr/>
             </w:pPr>
@@ -2832,7 +2832,7 @@
           </w:tcPr>
           <w:p>
             <w:pPr>
-              <w:pStyle w:val="Contenidodelatablauser"/>
+              <w:pStyle w:val="Contenidodelatabla"/>
               <w:ind w:hanging="0" w:start="0" w:end="0"/>
               <w:rPr/>
             </w:pPr>
@@ -2844,13 +2844,13 @@
         </w:tc>
         <w:tc>
           <w:tcPr>
-            <w:tcW w:w="2649" w:type="dxa"/>
+            <w:tcW w:w="2650" w:type="dxa"/>
             <w:tcBorders/>
             <w:vAlign w:val="center"/>
           </w:tcPr>
           <w:p>
             <w:pPr>
-              <w:pStyle w:val="Contenidodelatablauser"/>
+              <w:pStyle w:val="Contenidodelatabla"/>
               <w:ind w:hanging="0" w:start="0" w:end="0"/>
               <w:rPr/>
             </w:pPr>
@@ -2871,13 +2871,13 @@
           </w:tcPr>
           <w:p>
             <w:pPr>
-              <w:pStyle w:val="Contenidodelatablauser"/>
+              <w:pStyle w:val="Contenidodelatabla"/>
               <w:ind w:hanging="0" w:start="0" w:end="0"/>
               <w:rPr/>
             </w:pPr>
             <w:r>
               <w:rPr>
-                <w:rStyle w:val="Textooriginaluser"/>
+                <w:rStyle w:val="Textooriginal"/>
               </w:rPr>
               <w:t>dental_definitivo</w:t>
             </w:r>
@@ -2885,13 +2885,13 @@
         </w:tc>
         <w:tc>
           <w:tcPr>
-            <w:tcW w:w="1604" w:type="dxa"/>
+            <w:tcW w:w="1603" w:type="dxa"/>
             <w:tcBorders/>
             <w:vAlign w:val="center"/>
           </w:tcPr>
           <w:p>
             <w:pPr>
-              <w:pStyle w:val="Contenidodelatablauser"/>
+              <w:pStyle w:val="Contenidodelatabla"/>
               <w:ind w:hanging="0" w:start="0" w:end="0"/>
               <w:rPr/>
             </w:pPr>
@@ -2909,7 +2909,7 @@
           </w:tcPr>
           <w:p>
             <w:pPr>
-              <w:pStyle w:val="Contenidodelatablauser"/>
+              <w:pStyle w:val="Contenidodelatabla"/>
               <w:ind w:hanging="0" w:start="0" w:end="0"/>
               <w:rPr/>
             </w:pPr>
@@ -2921,13 +2921,13 @@
         </w:tc>
         <w:tc>
           <w:tcPr>
-            <w:tcW w:w="2649" w:type="dxa"/>
+            <w:tcW w:w="2650" w:type="dxa"/>
             <w:tcBorders/>
             <w:vAlign w:val="center"/>
           </w:tcPr>
           <w:p>
             <w:pPr>
-              <w:pStyle w:val="Contenidodelatablauser"/>
+              <w:pStyle w:val="Contenidodelatabla"/>
               <w:rPr/>
             </w:pPr>
             <w:r>
@@ -2970,7 +2970,7 @@
       </w:r>
       <w:r>
         <w:rPr>
-          <w:rStyle w:val="Textooriginaluser"/>
+          <w:rStyle w:val="Textooriginal"/>
         </w:rPr>
         <w:t>dental_nofreeze_suave</w:t>
       </w:r>
@@ -3023,7 +3023,7 @@
       </w:r>
       <w:r>
         <w:rPr>
-          <w:rStyle w:val="Textooriginaluser"/>
+          <w:rStyle w:val="Textooriginal"/>
         </w:rPr>
         <w:t>dental_alta_resolucion</w:t>
       </w:r>
@@ -3033,7 +3033,7 @@
       </w:r>
       <w:r>
         <w:rPr>
-          <w:rStyle w:val="Textooriginaluser"/>
+          <w:rStyle w:val="Textooriginal"/>
         </w:rPr>
         <w:t>dental_definitivo</w:t>
       </w:r>
@@ -3103,7 +3103,7 @@
       </w:r>
       <w:r>
         <w:rPr>
-          <w:rStyle w:val="Textooriginaluser"/>
+          <w:rStyle w:val="Textooriginal"/>
         </w:rPr>
         <w:t>best.pt</w:t>
       </w:r>
@@ -3113,7 +3113,7 @@
       </w:r>
       <w:r>
         <w:rPr>
-          <w:rStyle w:val="Textooriginaluser"/>
+          <w:rStyle w:val="Textooriginal"/>
         </w:rPr>
         <w:t>dental_nofreeze_suave</w:t>
       </w:r>
@@ -3212,7 +3212,7 @@
       </w:r>
       <w:r>
         <w:rPr>
-          <w:rStyle w:val="Textooriginaluser"/>
+          <w:rStyle w:val="Textooriginal"/>
         </w:rPr>
         <w:t>yolo26n.pt</w:t>
       </w:r>
@@ -3222,7 +3222,7 @@
       </w:r>
       <w:r>
         <w:rPr>
-          <w:rStyle w:val="Textooriginaluser"/>
+          <w:rStyle w:val="Textooriginal"/>
         </w:rPr>
         <w:t>yolov8n.pt</w:t>
       </w:r>
@@ -3264,7 +3264,7 @@
       </w:r>
       <w:r>
         <w:rPr>
-          <w:rStyle w:val="Textooriginaluser"/>
+          <w:rStyle w:val="Textooriginal"/>
         </w:rPr>
         <w:t>yolov8s.pt</w:t>
       </w:r>
@@ -3286,7 +3286,7 @@
       </w:r>
       <w:r>
         <w:rPr>
-          <w:rStyle w:val="Textooriginaluser"/>
+          <w:rStyle w:val="Textooriginal"/>
         </w:rPr>
         <w:t>yolov8m.pt</w:t>
       </w:r>
@@ -3353,7 +3353,7 @@
       </w:r>
       <w:r>
         <w:rPr>
-          <w:rStyle w:val="Textooriginaluser"/>
+          <w:rStyle w:val="Textooriginal"/>
         </w:rPr>
         <w:t>python .\tools\train_yolov8.py --model yolov8s.pt ...</w:t>
       </w:r>
@@ -3442,7 +3442,7 @@
       </w:r>
       <w:r>
         <w:rPr>
-          <w:rStyle w:val="Textooriginaluser"/>
+          <w:rStyle w:val="Textooriginal"/>
         </w:rPr>
         <w:t>train_yolov8.py</w:t>
       </w:r>
@@ -3452,7 +3452,7 @@
       </w:r>
       <w:r>
         <w:rPr>
-          <w:rStyle w:val="Textooriginaluser"/>
+          <w:rStyle w:val="Textooriginal"/>
         </w:rPr>
         <w:t>model.train()</w:t>
       </w:r>
@@ -3478,7 +3478,7 @@
       </w:pPr>
       <w:r>
         <w:rPr>
-          <w:rStyle w:val="Textooriginaluser"/>
+          <w:rStyle w:val="Textooriginal"/>
         </w:rPr>
         <w:t>mixup=0.15</w:t>
       </w:r>
@@ -3504,7 +3504,7 @@
       </w:pPr>
       <w:r>
         <w:rPr>
-          <w:rStyle w:val="Textooriginaluser"/>
+          <w:rStyle w:val="Textooriginal"/>
         </w:rPr>
         <w:t>copy_paste=0.1</w:t>
       </w:r>
@@ -3525,7 +3525,7 @@
       </w:pPr>
       <w:r>
         <w:rPr>
-          <w:rStyle w:val="Textooriginaluser"/>
+          <w:rStyle w:val="Textooriginal"/>
         </w:rPr>
         <w:t>degrees=10.0</w:t>
       </w:r>
@@ -3566,7 +3566,7 @@
       </w:r>
       <w:r>
         <w:rPr>
-          <w:rStyle w:val="Textooriginaluser"/>
+          <w:rStyle w:val="Textooriginal"/>
         </w:rPr>
         <w:t>dental_alta_resolucion</w:t>
       </w:r>
@@ -3576,7 +3576,7 @@
       </w:r>
       <w:r>
         <w:rPr>
-          <w:rStyle w:val="Textooriginaluser"/>
+          <w:rStyle w:val="Textooriginal"/>
         </w:rPr>
         <w:t>imgsz=1024</w:t>
       </w:r>
@@ -3647,7 +3647,7 @@
       </w:r>
       <w:r>
         <w:rPr>
-          <w:rStyle w:val="Textooriginaluser"/>
+          <w:rStyle w:val="Textooriginal"/>
         </w:rPr>
         <w:t>imgsz=800</w:t>
       </w:r>
@@ -3714,7 +3714,7 @@
       </w:r>
       <w:r>
         <w:rPr>
-          <w:rStyle w:val="Textooriginaluser"/>
+          <w:rStyle w:val="Textooriginal"/>
         </w:rPr>
         <w:t>fl_gamma=2.0</w:t>
       </w:r>
@@ -3780,7 +3780,7 @@
       </w:r>
       <w:r>
         <w:rPr>
-          <w:rStyle w:val="Textooriginaluser"/>
+          <w:rStyle w:val="Textooriginal"/>
         </w:rPr>
         <w:t>dental_nofreeze_suave</w:t>
       </w:r>
@@ -3816,7 +3816,7 @@
       </w:r>
       <w:r>
         <w:rPr>
-          <w:rStyle w:val="Textooriginaluser"/>
+          <w:rStyle w:val="Textooriginal"/>
         </w:rPr>
         <w:t>model.predict(source, augment=True)</w:t>
       </w:r>
@@ -3868,7 +3868,7 @@
       </w:r>
       <w:r>
         <w:rPr>
-          <w:rStyle w:val="Textooriginaluser"/>
+          <w:rStyle w:val="Textooriginal"/>
         </w:rPr>
         <w:t>train_yolov8.py</w:t>
       </w:r>
@@ -3971,7 +3971,7 @@
       </w:r>
       <w:r>
         <w:rPr>
-          <w:rStyle w:val="Textooriginaluser"/>
+          <w:rStyle w:val="Textooriginal"/>
         </w:rPr>
         <w:t>yolo26m</w:t>
       </w:r>
@@ -4022,7 +4022,7 @@
           </w:tcPr>
           <w:p>
             <w:pPr>
-              <w:pStyle w:val="Ttulodelatablauser"/>
+              <w:pStyle w:val="Ttulodelatabla"/>
               <w:ind w:hanging="0" w:start="0" w:end="0"/>
               <w:rPr/>
             </w:pPr>
@@ -4040,13 +4040,13 @@
           </w:tcPr>
           <w:p>
             <w:pPr>
-              <w:pStyle w:val="Ttulodelatablauser"/>
+              <w:pStyle w:val="Ttulodelatabla"/>
               <w:ind w:hanging="0" w:start="0" w:end="0"/>
               <w:rPr/>
             </w:pPr>
             <w:r>
               <w:rPr>
-                <w:rStyle w:val="Textooriginaluser"/>
+                <w:rStyle w:val="Textooriginal"/>
               </w:rPr>
               <w:t>dental_nofreeze_suave</w:t>
             </w:r>
@@ -4064,13 +4064,13 @@
           </w:tcPr>
           <w:p>
             <w:pPr>
-              <w:pStyle w:val="Ttulodelatablauser"/>
+              <w:pStyle w:val="Ttulodelatabla"/>
               <w:ind w:hanging="0" w:start="0" w:end="0"/>
               <w:rPr/>
             </w:pPr>
             <w:r>
               <w:rPr>
-                <w:rStyle w:val="Textooriginaluser"/>
+                <w:rStyle w:val="Textooriginal"/>
               </w:rPr>
               <w:t>dental_nofreeze_suave_yolo26m</w:t>
             </w:r>
@@ -4088,7 +4088,7 @@
           </w:tcPr>
           <w:p>
             <w:pPr>
-              <w:pStyle w:val="Ttulodelatablauser"/>
+              <w:pStyle w:val="Ttulodelatabla"/>
               <w:ind w:hanging="0" w:start="0" w:end="0"/>
               <w:rPr/>
             </w:pPr>
@@ -4109,7 +4109,7 @@
           </w:tcPr>
           <w:p>
             <w:pPr>
-              <w:pStyle w:val="Contenidodelatablauser"/>
+              <w:pStyle w:val="Contenidodelatabla"/>
               <w:ind w:hanging="0" w:start="0" w:end="0"/>
               <w:rPr/>
             </w:pPr>
@@ -4129,7 +4129,7 @@
           </w:tcPr>
           <w:p>
             <w:pPr>
-              <w:pStyle w:val="Contenidodelatablauser"/>
+              <w:pStyle w:val="Contenidodelatabla"/>
               <w:ind w:hanging="0" w:start="0" w:end="0"/>
               <w:rPr/>
             </w:pPr>
@@ -4147,7 +4147,7 @@
           </w:tcPr>
           <w:p>
             <w:pPr>
-              <w:pStyle w:val="Contenidodelatablauser"/>
+              <w:pStyle w:val="Contenidodelatabla"/>
               <w:ind w:hanging="0" w:start="0" w:end="0"/>
               <w:rPr/>
             </w:pPr>
@@ -4171,7 +4171,7 @@
           </w:tcPr>
           <w:p>
             <w:pPr>
-              <w:pStyle w:val="Contenidodelatablauser"/>
+              <w:pStyle w:val="Contenidodelatabla"/>
               <w:ind w:hanging="0" w:start="0" w:end="0"/>
               <w:rPr/>
             </w:pPr>
@@ -4194,7 +4194,7 @@
           </w:tcPr>
           <w:p>
             <w:pPr>
-              <w:pStyle w:val="Contenidodelatablauser"/>
+              <w:pStyle w:val="Contenidodelatabla"/>
               <w:ind w:hanging="0" w:start="0" w:end="0"/>
               <w:rPr/>
             </w:pPr>
@@ -4214,7 +4214,7 @@
           </w:tcPr>
           <w:p>
             <w:pPr>
-              <w:pStyle w:val="Contenidodelatablauser"/>
+              <w:pStyle w:val="Contenidodelatabla"/>
               <w:ind w:hanging="0" w:start="0" w:end="0"/>
               <w:rPr/>
             </w:pPr>
@@ -4232,7 +4232,7 @@
           </w:tcPr>
           <w:p>
             <w:pPr>
-              <w:pStyle w:val="Contenidodelatablauser"/>
+              <w:pStyle w:val="Contenidodelatabla"/>
               <w:ind w:hanging="0" w:start="0" w:end="0"/>
               <w:rPr/>
             </w:pPr>
@@ -4256,7 +4256,7 @@
           </w:tcPr>
           <w:p>
             <w:pPr>
-              <w:pStyle w:val="Contenidodelatablauser"/>
+              <w:pStyle w:val="Contenidodelatabla"/>
               <w:ind w:hanging="0" w:start="0" w:end="0"/>
               <w:rPr/>
             </w:pPr>
@@ -4304,7 +4304,7 @@
       </w:r>
       <w:r>
         <w:rPr>
-          <w:rStyle w:val="Textooriginaluser"/>
+          <w:rStyle w:val="Textooriginal"/>
         </w:rPr>
         <w:t>dental_nofreeze_suave_yolo26m</w:t>
       </w:r>
@@ -4393,7 +4393,7 @@
       </w:r>
       <w:r>
         <w:rPr>
-          <w:rStyle w:val="Textooriginaluser"/>
+          <w:rStyle w:val="Textooriginal"/>
         </w:rPr>
         <w:t>batch</w:t>
       </w:r>
@@ -4480,7 +4480,7 @@
       </w:r>
       <w:r>
         <w:rPr>
-          <w:rStyle w:val="Textooriginaluser"/>
+          <w:rStyle w:val="Textooriginal"/>
         </w:rPr>
         <w:t>lr0=0.0005</w:t>
       </w:r>
@@ -4490,7 +4490,7 @@
       </w:r>
       <w:r>
         <w:rPr>
-          <w:rStyle w:val="Textooriginaluser"/>
+          <w:rStyle w:val="Textooriginal"/>
         </w:rPr>
         <w:t>cos-lr</w:t>
       </w:r>
@@ -4623,7 +4623,7 @@
       </w:r>
       <w:r>
         <w:rPr>
-          <w:rStyle w:val="Textooriginaluser"/>
+          <w:rStyle w:val="Textooriginal"/>
         </w:rPr>
         <w:t>yolo26l.pt</w:t>
       </w:r>
@@ -4653,7 +4653,7 @@
       </w:r>
       <w:r>
         <w:rPr>
-          <w:rStyle w:val="Textooriginaluser"/>
+          <w:rStyle w:val="Textooriginal"/>
         </w:rPr>
         <w:t>--imgsz 800</w:t>
       </w:r>
@@ -4663,7 +4663,7 @@
       </w:r>
       <w:r>
         <w:rPr>
-          <w:rStyle w:val="Textooriginaluser"/>
+          <w:rStyle w:val="Textooriginal"/>
         </w:rPr>
         <w:t>--imgsz 640</w:t>
       </w:r>
@@ -4693,7 +4693,7 @@
       </w:r>
       <w:r>
         <w:rPr>
-          <w:rStyle w:val="Textooriginaluser"/>
+          <w:rStyle w:val="Textooriginal"/>
         </w:rPr>
         <w:t>--batch 4</w:t>
       </w:r>
@@ -4703,7 +4703,7 @@
       </w:r>
       <w:r>
         <w:rPr>
-          <w:rStyle w:val="Textooriginaluser"/>
+          <w:rStyle w:val="Textooriginal"/>
         </w:rPr>
         <w:t>--batch 2</w:t>
       </w:r>
@@ -4857,7 +4857,7 @@
     </w:p>
     <w:p>
       <w:pPr>
-        <w:pStyle w:val="Lneahorizontaluser"/>
+        <w:pStyle w:val="Lneahorizontal"/>
         <w:spacing w:lineRule="auto" w:line="276" w:before="0" w:after="140"/>
         <w:rPr>
           <w:sz w:val="24"/>
@@ -4911,7 +4911,7 @@
       </w:r>
       <w:r>
         <w:rPr>
-          <w:rStyle w:val="Textooriginaluser"/>
+          <w:rStyle w:val="Textooriginal"/>
         </w:rPr>
         <w:t>Medium</w:t>
       </w:r>
@@ -5032,15 +5032,7 @@
       </w:pPr>
       <w:r>
         <w:rPr/>
-        <w:t>V</w:t>
-      </w:r>
-      <w:r>
-        <w:rPr/>
-        <w:t>a</w:t>
-      </w:r>
-      <w:r>
-        <w:rPr/>
-        <w:t>mos a probar la opción A.</w:t>
+        <w:t>Vamos a probar la opción A.</w:t>
       </w:r>
     </w:p>
     <w:p>
@@ -5096,7 +5088,7 @@
       </w:r>
       <w:r>
         <w:rPr>
-          <w:rStyle w:val="Textooriginal"/>
+          <w:rStyle w:val="Textooriginaluser"/>
         </w:rPr>
         <w:t>tools/train_yolov8.py</w:t>
       </w:r>
@@ -5106,7 +5098,7 @@
       </w:r>
       <w:r>
         <w:rPr>
-          <w:rStyle w:val="Textooriginal"/>
+          <w:rStyle w:val="Textooriginaluser"/>
         </w:rPr>
         <w:t>--tune</w:t>
       </w:r>
@@ -5116,7 +5108,7 @@
       </w:r>
       <w:r>
         <w:rPr>
-          <w:rStyle w:val="Textooriginal"/>
+          <w:rStyle w:val="Textooriginaluser"/>
         </w:rPr>
         <w:t>--iterations</w:t>
       </w:r>
@@ -5198,37 +5190,13 @@
         <w:rPr>
           <w:rStyle w:val="Strong"/>
         </w:rPr>
-        <w:t xml:space="preserve">modelo </w:t>
-      </w:r>
-      <w:r>
-        <w:rPr>
-          <w:rStyle w:val="Strong"/>
-        </w:rPr>
-        <w:t>Medium</w:t>
-      </w:r>
-      <w:r>
-        <w:rPr>
-          <w:rStyle w:val="Strong"/>
-        </w:rPr>
-        <w:t xml:space="preserve"> (</w:t>
-      </w:r>
-      <w:r>
-        <w:rPr>
-          <w:rStyle w:val="Textooriginal"/>
-        </w:rPr>
-        <w:t>yolo26</w:t>
-      </w:r>
-      <w:r>
-        <w:rPr>
-          <w:rStyle w:val="Textooriginal"/>
-        </w:rPr>
-        <w:t>m</w:t>
-      </w:r>
-      <w:r>
-        <w:rPr>
-          <w:rStyle w:val="Textooriginal"/>
-        </w:rPr>
-        <w:t>.pt</w:t>
+        <w:t>modelo Medium (</w:t>
+      </w:r>
+      <w:r>
+        <w:rPr>
+          <w:rStyle w:val="Textooriginaluser"/>
+        </w:rPr>
+        <w:t>yolo26m.pt</w:t>
       </w:r>
       <w:r>
         <w:rPr>
@@ -5242,7 +5210,7 @@
       </w:r>
       <w:r>
         <w:rPr>
-          <w:rStyle w:val="Textooriginal"/>
+          <w:rStyle w:val="Textooriginaluser"/>
         </w:rPr>
         <w:t>Medium</w:t>
       </w:r>
@@ -5272,7 +5240,7 @@
       </w:r>
       <w:r>
         <w:rPr>
-          <w:rStyle w:val="Textooriginal"/>
+          <w:rStyle w:val="Textooriginaluser"/>
         </w:rPr>
         <w:t>640</w:t>
       </w:r>
@@ -5342,7 +5310,7 @@
       </w:r>
       <w:r>
         <w:rPr>
-          <w:rStyle w:val="Textooriginal"/>
+          <w:rStyle w:val="Textooriginaluser"/>
         </w:rPr>
         <w:t>best_hyperparameters.yaml</w:t>
       </w:r>
@@ -5369,7 +5337,7 @@
       </w:r>
       <w:r>
         <w:rPr>
-          <w:rStyle w:val="Textooriginal"/>
+          <w:rStyle w:val="Textooriginaluser"/>
         </w:rPr>
         <w:t>yolo26m.pt</w:t>
       </w:r>
@@ -5427,7 +5395,7 @@
     </w:p>
     <w:p>
       <w:pPr>
-        <w:pStyle w:val="Textopreformateado"/>
+        <w:pStyle w:val="Textopreformateadouser"/>
         <w:spacing w:lineRule="auto" w:line="276" w:before="0" w:after="283"/>
         <w:ind w:hanging="0" w:start="0" w:end="0"/>
         <w:rPr>
@@ -5447,7 +5415,7 @@
     </w:p>
     <w:p>
       <w:pPr>
-        <w:pStyle w:val="Textopreformateado"/>
+        <w:pStyle w:val="Textopreformateadouser"/>
         <w:spacing w:lineRule="auto" w:line="276" w:before="0" w:after="283"/>
         <w:ind w:hanging="0" w:start="0" w:end="0"/>
         <w:rPr/>
@@ -5487,7 +5455,7 @@
       </w:pPr>
       <w:r>
         <w:rPr>
-          <w:rStyle w:val="Textooriginal"/>
+          <w:rStyle w:val="Textooriginaluser"/>
         </w:rPr>
         <w:t>--tune</w:t>
       </w:r>
@@ -5513,7 +5481,7 @@
       </w:pPr>
       <w:r>
         <w:rPr>
-          <w:rStyle w:val="Textooriginal"/>
+          <w:rStyle w:val="Textooriginaluser"/>
         </w:rPr>
         <w:t>--iterations 10</w:t>
       </w:r>
@@ -5542,37 +5510,17 @@
       </w:r>
       <w:r>
         <w:rPr>
-          <w:rStyle w:val="Textooriginal"/>
-        </w:rPr>
-        <w:t>yolo26</w:t>
-      </w:r>
-      <w:r>
-        <w:rPr>
-          <w:rStyle w:val="Textooriginal"/>
-        </w:rPr>
-        <w:t>m</w:t>
-      </w:r>
-      <w:r>
-        <w:rPr>
-          <w:rStyle w:val="Textooriginal"/>
-        </w:rPr>
-        <w:t>.pt</w:t>
-      </w:r>
-      <w:r>
-        <w:rPr/>
-        <w:t xml:space="preserve"> (el modelo </w:t>
-      </w:r>
-      <w:r>
-        <w:rPr/>
-        <w:t>Medium</w:t>
-      </w:r>
-      <w:r>
-        <w:rPr/>
-        <w:t>) y </w:t>
-      </w:r>
-      <w:r>
-        <w:rPr>
-          <w:rStyle w:val="Textooriginal"/>
+          <w:rStyle w:val="Textooriginaluser"/>
+        </w:rPr>
+        <w:t>yolo26m.pt</w:t>
+      </w:r>
+      <w:r>
+        <w:rPr/>
+        <w:t> (el modelo Medium) y </w:t>
+      </w:r>
+      <w:r>
+        <w:rPr>
+          <w:rStyle w:val="Textooriginaluser"/>
         </w:rPr>
         <w:t>--imgsz 640</w:t>
       </w:r>
@@ -5639,7 +5587,7 @@
       </w:r>
       <w:r>
         <w:rPr>
-          <w:rStyle w:val="Textooriginal"/>
+          <w:rStyle w:val="Textooriginaluser"/>
         </w:rPr>
         <w:t>dental_nofreeze_suave_yolo26m</w:t>
       </w:r>
@@ -5682,7 +5630,7 @@
       </w:r>
       <w:r>
         <w:rPr>
-          <w:rStyle w:val="Textooriginal"/>
+          <w:rStyle w:val="Textooriginaluser"/>
         </w:rPr>
         <w:t>best_hyperparameters.yaml</w:t>
       </w:r>
@@ -5733,7 +5681,7 @@
       </w:r>
       <w:r>
         <w:rPr>
-          <w:rStyle w:val="Textooriginal"/>
+          <w:rStyle w:val="Textooriginaluser"/>
         </w:rPr>
         <w:t>Medium</w:t>
       </w:r>
@@ -5786,7 +5734,7 @@
       </w:r>
       <w:r>
         <w:rPr>
-          <w:rStyle w:val="Textooriginal"/>
+          <w:rStyle w:val="Textooriginaluser"/>
         </w:rPr>
         <w:t>yolo26m.pt</w:t>
       </w:r>
@@ -5817,7 +5765,7 @@
       </w:r>
       <w:r>
         <w:rPr>
-          <w:rStyle w:val="Textooriginal"/>
+          <w:rStyle w:val="Textooriginaluser"/>
         </w:rPr>
         <w:t>dental_nofreeze_suave_yolo26m</w:t>
       </w:r>
@@ -5879,7 +5827,7 @@
       </w:r>
       <w:r>
         <w:rPr>
-          <w:rStyle w:val="Textooriginal"/>
+          <w:rStyle w:val="Textooriginaluser"/>
         </w:rPr>
         <w:t>train_yolov8.py</w:t>
       </w:r>
@@ -5889,7 +5837,7 @@
       </w:r>
       <w:r>
         <w:rPr>
-          <w:rStyle w:val="Textooriginal"/>
+          <w:rStyle w:val="Textooriginaluser"/>
         </w:rPr>
         <w:t>--cfg</w:t>
       </w:r>
@@ -5899,7 +5847,7 @@
       </w:r>
       <w:r>
         <w:rPr>
-          <w:rStyle w:val="Textooriginal"/>
+          <w:rStyle w:val="Textooriginaluser"/>
         </w:rPr>
         <w:t>best_hyperparameters.yaml</w:t>
       </w:r>
@@ -5923,7 +5871,7 @@
     </w:p>
     <w:p>
       <w:pPr>
-        <w:pStyle w:val="Textopreformateado"/>
+        <w:pStyle w:val="Textopreformateadouser"/>
         <w:spacing w:lineRule="auto" w:line="276"/>
         <w:ind w:hanging="0" w:start="0" w:end="0"/>
         <w:rPr>
@@ -5943,7 +5891,7 @@
     </w:p>
     <w:p>
       <w:pPr>
-        <w:pStyle w:val="Textopreformateado"/>
+        <w:pStyle w:val="Textopreformateadouser"/>
         <w:spacing w:lineRule="auto" w:line="276" w:before="0" w:after="283"/>
         <w:ind w:hanging="0" w:start="0" w:end="0"/>
         <w:rPr>
@@ -5958,7 +5906,7 @@
           <w:sz w:val="24"/>
           <w:szCs w:val="24"/>
         </w:rPr>
-        <w:t>python .\tools\train_yolov8.py --data .\dataset\data.yaml --model yolo26m.pt --device 0 --epochs 150 --imgsz 1024 --batch 8 --workers 6 --name "dental_definitivo_optimizado_m</w:t>
+        <w:t>python .\tools\train_yolov8.py --data .\dataset\data.yaml --model yolo26m.pt --device 0 --epochs 150 --imgsz 1024 --batch 8 --workers 6 --name "dental_definitivo_optimizado_medium" --cfg ".\runs\train\dental_tuning_medium_hiperpar</w:t>
       </w:r>
       <w:r>
         <w:rPr>
@@ -5966,7 +5914,7 @@
           <w:sz w:val="24"/>
           <w:szCs w:val="24"/>
         </w:rPr>
-        <w:t>edium</w:t>
+        <w:t>a</w:t>
       </w:r>
       <w:r>
         <w:rPr>
@@ -5974,7 +5922,7 @@
           <w:sz w:val="24"/>
           <w:szCs w:val="24"/>
         </w:rPr>
-        <w:t>" --cfg ".\runs\train\dental_tuning_medium_hiperparámetros\best_hyperparameters.yaml"</w:t>
+        <w:t>metros\best_hyperparameters.yaml"</w:t>
       </w:r>
     </w:p>
     <w:p>
@@ -5991,7 +5939,7 @@
       </w:r>
       <w:r>
         <w:rPr>
-          <w:rStyle w:val="Textooriginal"/>
+          <w:rStyle w:val="Textooriginaluser"/>
         </w:rPr>
         <w:t>--imgsz 1024</w:t>
       </w:r>
@@ -6003,7 +5951,7 @@
       </w:r>
       <w:r>
         <w:rPr>
-          <w:rStyle w:val="Textooriginal"/>
+          <w:rStyle w:val="Textooriginaluser"/>
         </w:rPr>
         <w:t>--batch 8</w:t>
       </w:r>
@@ -9635,7 +9583,7 @@
   </w:style>
   <w:style w:type="paragraph" w:styleId="Heading1">
     <w:name w:val="heading 1"/>
-    <w:basedOn w:val="Ttulo"/>
+    <w:basedOn w:val="Ttulouser"/>
     <w:next w:val="BodyText"/>
     <w:qFormat/>
     <w:pPr>
@@ -9655,7 +9603,7 @@
   </w:style>
   <w:style w:type="paragraph" w:styleId="Heading2">
     <w:name w:val="heading 2"/>
-    <w:basedOn w:val="Ttulouser"/>
+    <w:basedOn w:val="Ttulo"/>
     <w:next w:val="BodyText"/>
     <w:qFormat/>
     <w:pPr>
@@ -9675,7 +9623,7 @@
   </w:style>
   <w:style w:type="paragraph" w:styleId="Heading3">
     <w:name w:val="heading 3"/>
-    <w:basedOn w:val="Ttulo"/>
+    <w:basedOn w:val="Ttulouser"/>
     <w:next w:val="BodyText"/>
     <w:qFormat/>
     <w:pPr>
@@ -9690,8 +9638,8 @@
       <w:szCs w:val="28"/>
     </w:rPr>
   </w:style>
-  <w:style w:type="character" w:styleId="Textooriginal">
-    <w:name w:val="Texto original"/>
+  <w:style w:type="character" w:styleId="Textooriginaluser">
+    <w:name w:val="Texto original (user)"/>
     <w:qFormat/>
     <w:rPr>
       <w:rFonts w:ascii="Liberation Mono" w:hAnsi="Liberation Mono" w:eastAsia="NSimSun" w:cs="Liberation Mono"/>
@@ -9705,8 +9653,8 @@
       <w:bCs/>
     </w:rPr>
   </w:style>
-  <w:style w:type="character" w:styleId="Bolos">
-    <w:name w:val="Bolos"/>
+  <w:style w:type="character" w:styleId="Bolosuser">
+    <w:name w:val="Bolos (user)"/>
     <w:qFormat/>
     <w:rPr>
       <w:rFonts w:ascii="OpenSymbol" w:hAnsi="OpenSymbol" w:eastAsia="OpenSymbol" w:cs="OpenSymbol"/>
@@ -9720,25 +9668,25 @@
       <w:iCs/>
     </w:rPr>
   </w:style>
+  <w:style w:type="character" w:styleId="Smbolosdenumeracinuser">
+    <w:name w:val="Símbolos de numeración (user)"/>
+    <w:qFormat/>
+    <w:rPr/>
+  </w:style>
+  <w:style w:type="character" w:styleId="Textooriginal">
+    <w:name w:val="Texto original"/>
+    <w:qFormat/>
+    <w:rPr>
+      <w:rFonts w:ascii="Liberation Mono" w:hAnsi="Liberation Mono" w:eastAsia="NSimSun" w:cs="Liberation Mono"/>
+    </w:rPr>
+  </w:style>
   <w:style w:type="character" w:styleId="Smbolosdenumeracin">
     <w:name w:val="Símbolos de numeración"/>
     <w:qFormat/>
     <w:rPr/>
   </w:style>
-  <w:style w:type="character" w:styleId="Textooriginaluser">
-    <w:name w:val="Texto original (user)"/>
-    <w:qFormat/>
-    <w:rPr>
-      <w:rFonts w:ascii="Liberation Mono" w:hAnsi="Liberation Mono" w:eastAsia="NSimSun" w:cs="Liberation Mono"/>
-    </w:rPr>
-  </w:style>
-  <w:style w:type="character" w:styleId="Smbolosdenumeracinuser">
-    <w:name w:val="Símbolos de numeración (user)"/>
-    <w:qFormat/>
-    <w:rPr/>
-  </w:style>
-  <w:style w:type="character" w:styleId="Bolosuser">
-    <w:name w:val="Bolos (user)"/>
+  <w:style w:type="character" w:styleId="Bolos">
+    <w:name w:val="Bolos"/>
     <w:qFormat/>
     <w:rPr>
       <w:rFonts w:ascii="OpenSymbol" w:hAnsi="OpenSymbol" w:eastAsia="OpenSymbol" w:cs="OpenSymbol"/>
@@ -9828,8 +9776,8 @@
       <w:rFonts w:cs="Arial"/>
     </w:rPr>
   </w:style>
-  <w:style w:type="paragraph" w:styleId="Textopreformateado">
-    <w:name w:val="Texto preformateado"/>
+  <w:style w:type="paragraph" w:styleId="Textopreformateadouser">
+    <w:name w:val="Texto preformateado (user)"/>
     <w:basedOn w:val="Normal"/>
     <w:qFormat/>
     <w:pPr>
@@ -9839,6 +9787,29 @@
       <w:rFonts w:ascii="Liberation Mono" w:hAnsi="Liberation Mono" w:eastAsia="NSimSun" w:cs="Liberation Mono"/>
       <w:sz w:val="20"/>
       <w:szCs w:val="20"/>
+    </w:rPr>
+  </w:style>
+  <w:style w:type="paragraph" w:styleId="Contenidodelatablauser">
+    <w:name w:val="Contenido de la tabla (user)"/>
+    <w:basedOn w:val="Normal"/>
+    <w:qFormat/>
+    <w:pPr>
+      <w:widowControl w:val="false"/>
+      <w:suppressLineNumbers/>
+    </w:pPr>
+    <w:rPr/>
+  </w:style>
+  <w:style w:type="paragraph" w:styleId="Ttulodelatablauser">
+    <w:name w:val="Título de la tabla (user)"/>
+    <w:basedOn w:val="Contenidodelatablauser"/>
+    <w:qFormat/>
+    <w:pPr>
+      <w:suppressLineNumbers/>
+      <w:jc w:val="center"/>
+    </w:pPr>
+    <w:rPr>
+      <w:b/>
+      <w:bCs/>
     </w:rPr>
   </w:style>
   <w:style w:type="paragraph" w:styleId="Contenidodelatabla">
@@ -9864,31 +9835,8 @@
       <w:bCs/>
     </w:rPr>
   </w:style>
-  <w:style w:type="paragraph" w:styleId="Contenidodelatablauser">
-    <w:name w:val="Contenido de la tabla (user)"/>
-    <w:basedOn w:val="Normal"/>
-    <w:qFormat/>
-    <w:pPr>
-      <w:widowControl w:val="false"/>
-      <w:suppressLineNumbers/>
-    </w:pPr>
-    <w:rPr/>
-  </w:style>
-  <w:style w:type="paragraph" w:styleId="Ttulodelatablauser">
-    <w:name w:val="Título de la tabla (user)"/>
-    <w:basedOn w:val="Contenidodelatablauser"/>
-    <w:qFormat/>
-    <w:pPr>
-      <w:suppressLineNumbers/>
-      <w:jc w:val="center"/>
-    </w:pPr>
-    <w:rPr>
-      <w:b/>
-      <w:bCs/>
-    </w:rPr>
-  </w:style>
-  <w:style w:type="paragraph" w:styleId="Lneahorizontaluser">
-    <w:name w:val="Línea horizontal (user)"/>
+  <w:style w:type="paragraph" w:styleId="Lneahorizontal">
+    <w:name w:val="Línea horizontal"/>
     <w:basedOn w:val="Normal"/>
     <w:next w:val="BodyText"/>
     <w:qFormat/>
